--- a/organic-chemistry/word-docs/Ch11_Multi_Step_Synthesis_Questions.docx
+++ b/organic-chemistry/word-docs/Ch11_Multi_Step_Synthesis_Questions.docx
@@ -6497,7 +6497,7 @@
       <w:r>
         <w:drawing>
           <wp:inline xmlns:a="http://schemas.openxmlformats.org/drawingml/2006/main" xmlns:pic="http://schemas.openxmlformats.org/drawingml/2006/picture">
-            <wp:extent cx="3291840" cy="1060704"/>
+            <wp:extent cx="2779776" cy="1938528"/>
             <wp:docPr id="65" name="Picture 65"/>
             <wp:cNvGraphicFramePr>
               <a:graphicFrameLocks noChangeAspect="1"/>
@@ -6518,7 +6518,7 @@
                   <pic:spPr>
                     <a:xfrm>
                       <a:off x="0" y="0"/>
-                      <a:ext cx="3291840" cy="1060704"/>
+                      <a:ext cx="2779776" cy="1938528"/>
                     </a:xfrm>
                     <a:prstGeom prst="rect"/>
                   </pic:spPr>
@@ -7253,7 +7253,7 @@
       <w:r>
         <w:drawing>
           <wp:inline xmlns:a="http://schemas.openxmlformats.org/drawingml/2006/main" xmlns:pic="http://schemas.openxmlformats.org/drawingml/2006/picture">
-            <wp:extent cx="2791968" cy="1060704"/>
+            <wp:extent cx="2279904" cy="1645920"/>
             <wp:docPr id="73" name="Picture 73"/>
             <wp:cNvGraphicFramePr>
               <a:graphicFrameLocks noChangeAspect="1"/>
@@ -7274,7 +7274,7 @@
                   <pic:spPr>
                     <a:xfrm>
                       <a:off x="0" y="0"/>
-                      <a:ext cx="2791968" cy="1060704"/>
+                      <a:ext cx="2279904" cy="1645920"/>
                     </a:xfrm>
                     <a:prstGeom prst="rect"/>
                   </pic:spPr>

--- a/organic-chemistry/word-docs/Ch11_Multi_Step_Synthesis_Questions.docx
+++ b/organic-chemistry/word-docs/Ch11_Multi_Step_Synthesis_Questions.docx
@@ -69,14 +69,7 @@
           <w:tcPr>
             <w:tcW w:type="dxa" w:w="4824"/>
           </w:tcPr>
-          <w:p>
-            <w:r>
-              <w:rPr>
-                <w:b/>
-              </w:rPr>
-              <w:t>A)</w:t>
-            </w:r>
-          </w:p>
+          <w:p/>
           <w:p>
             <w:r>
               <w:drawing>
@@ -118,14 +111,7 @@
           <w:tcPr>
             <w:tcW w:type="dxa" w:w="4824"/>
           </w:tcPr>
-          <w:p>
-            <w:r>
-              <w:rPr>
-                <w:b/>
-              </w:rPr>
-              <w:t>B)</w:t>
-            </w:r>
-          </w:p>
+          <w:p/>
           <w:p>
             <w:r>
               <w:drawing>
@@ -169,14 +155,7 @@
           <w:tcPr>
             <w:tcW w:type="dxa" w:w="4824"/>
           </w:tcPr>
-          <w:p>
-            <w:r>
-              <w:rPr>
-                <w:b/>
-              </w:rPr>
-              <w:t>C)</w:t>
-            </w:r>
-          </w:p>
+          <w:p/>
           <w:p>
             <w:r>
               <w:drawing>
@@ -218,14 +197,7 @@
           <w:tcPr>
             <w:tcW w:type="dxa" w:w="4824"/>
           </w:tcPr>
-          <w:p>
-            <w:r>
-              <w:rPr>
-                <w:b/>
-              </w:rPr>
-              <w:t>D)</w:t>
-            </w:r>
-          </w:p>
+          <w:p/>
           <w:p>
             <w:r>
               <w:drawing>
@@ -301,14 +273,7 @@
           <w:tcPr>
             <w:tcW w:type="dxa" w:w="4824"/>
           </w:tcPr>
-          <w:p>
-            <w:r>
-              <w:rPr>
-                <w:b/>
-              </w:rPr>
-              <w:t>A)</w:t>
-            </w:r>
-          </w:p>
+          <w:p/>
           <w:p>
             <w:r>
               <w:drawing>
@@ -350,14 +315,7 @@
           <w:tcPr>
             <w:tcW w:type="dxa" w:w="4824"/>
           </w:tcPr>
-          <w:p>
-            <w:r>
-              <w:rPr>
-                <w:b/>
-              </w:rPr>
-              <w:t>B)</w:t>
-            </w:r>
-          </w:p>
+          <w:p/>
           <w:p>
             <w:r>
               <w:drawing>
@@ -401,14 +359,7 @@
           <w:tcPr>
             <w:tcW w:type="dxa" w:w="4824"/>
           </w:tcPr>
-          <w:p>
-            <w:r>
-              <w:rPr>
-                <w:b/>
-              </w:rPr>
-              <w:t>C)</w:t>
-            </w:r>
-          </w:p>
+          <w:p/>
           <w:p>
             <w:r>
               <w:drawing>
@@ -450,14 +401,7 @@
           <w:tcPr>
             <w:tcW w:type="dxa" w:w="4824"/>
           </w:tcPr>
-          <w:p>
-            <w:r>
-              <w:rPr>
-                <w:b/>
-              </w:rPr>
-              <w:t>D)</w:t>
-            </w:r>
-          </w:p>
+          <w:p/>
           <w:p>
             <w:r>
               <w:drawing>
@@ -533,14 +477,7 @@
           <w:tcPr>
             <w:tcW w:type="dxa" w:w="4824"/>
           </w:tcPr>
-          <w:p>
-            <w:r>
-              <w:rPr>
-                <w:b/>
-              </w:rPr>
-              <w:t>A)</w:t>
-            </w:r>
-          </w:p>
+          <w:p/>
           <w:p>
             <w:r>
               <w:drawing>
@@ -582,14 +519,7 @@
           <w:tcPr>
             <w:tcW w:type="dxa" w:w="4824"/>
           </w:tcPr>
-          <w:p>
-            <w:r>
-              <w:rPr>
-                <w:b/>
-              </w:rPr>
-              <w:t>B)</w:t>
-            </w:r>
-          </w:p>
+          <w:p/>
           <w:p>
             <w:r>
               <w:drawing>
@@ -633,14 +563,7 @@
           <w:tcPr>
             <w:tcW w:type="dxa" w:w="4824"/>
           </w:tcPr>
-          <w:p>
-            <w:r>
-              <w:rPr>
-                <w:b/>
-              </w:rPr>
-              <w:t>C)</w:t>
-            </w:r>
-          </w:p>
+          <w:p/>
           <w:p>
             <w:r>
               <w:drawing>
@@ -682,14 +605,7 @@
           <w:tcPr>
             <w:tcW w:type="dxa" w:w="4824"/>
           </w:tcPr>
-          <w:p>
-            <w:r>
-              <w:rPr>
-                <w:b/>
-              </w:rPr>
-              <w:t>D)</w:t>
-            </w:r>
-          </w:p>
+          <w:p/>
           <w:p>
             <w:r>
               <w:drawing>
@@ -765,14 +681,7 @@
           <w:tcPr>
             <w:tcW w:type="dxa" w:w="4824"/>
           </w:tcPr>
-          <w:p>
-            <w:r>
-              <w:rPr>
-                <w:b/>
-              </w:rPr>
-              <w:t>A)</w:t>
-            </w:r>
-          </w:p>
+          <w:p/>
           <w:p>
             <w:r>
               <w:drawing>
@@ -814,14 +723,7 @@
           <w:tcPr>
             <w:tcW w:type="dxa" w:w="4824"/>
           </w:tcPr>
-          <w:p>
-            <w:r>
-              <w:rPr>
-                <w:b/>
-              </w:rPr>
-              <w:t>B)</w:t>
-            </w:r>
-          </w:p>
+          <w:p/>
           <w:p>
             <w:r>
               <w:drawing>
@@ -865,14 +767,7 @@
           <w:tcPr>
             <w:tcW w:type="dxa" w:w="4824"/>
           </w:tcPr>
-          <w:p>
-            <w:r>
-              <w:rPr>
-                <w:b/>
-              </w:rPr>
-              <w:t>C)</w:t>
-            </w:r>
-          </w:p>
+          <w:p/>
           <w:p>
             <w:r>
               <w:drawing>
@@ -914,14 +809,7 @@
           <w:tcPr>
             <w:tcW w:type="dxa" w:w="4824"/>
           </w:tcPr>
-          <w:p>
-            <w:r>
-              <w:rPr>
-                <w:b/>
-              </w:rPr>
-              <w:t>D)</w:t>
-            </w:r>
-          </w:p>
+          <w:p/>
           <w:p>
             <w:r>
               <w:drawing>
@@ -4351,14 +4239,7 @@
           <w:tcPr>
             <w:tcW w:type="dxa" w:w="4824"/>
           </w:tcPr>
-          <w:p>
-            <w:r>
-              <w:rPr>
-                <w:b/>
-              </w:rPr>
-              <w:t>A)</w:t>
-            </w:r>
-          </w:p>
+          <w:p/>
           <w:p>
             <w:r>
               <w:drawing>
@@ -4400,14 +4281,7 @@
           <w:tcPr>
             <w:tcW w:type="dxa" w:w="4824"/>
           </w:tcPr>
-          <w:p>
-            <w:r>
-              <w:rPr>
-                <w:b/>
-              </w:rPr>
-              <w:t>B)</w:t>
-            </w:r>
-          </w:p>
+          <w:p/>
           <w:p>
             <w:r>
               <w:drawing>
@@ -4451,14 +4325,7 @@
           <w:tcPr>
             <w:tcW w:type="dxa" w:w="4824"/>
           </w:tcPr>
-          <w:p>
-            <w:r>
-              <w:rPr>
-                <w:b/>
-              </w:rPr>
-              <w:t>C)</w:t>
-            </w:r>
-          </w:p>
+          <w:p/>
           <w:p>
             <w:r>
               <w:drawing>
@@ -4500,14 +4367,7 @@
           <w:tcPr>
             <w:tcW w:type="dxa" w:w="4824"/>
           </w:tcPr>
-          <w:p>
-            <w:r>
-              <w:rPr>
-                <w:b/>
-              </w:rPr>
-              <w:t>D)</w:t>
-            </w:r>
-          </w:p>
+          <w:p/>
           <w:p>
             <w:r>
               <w:drawing>
